--- a/docs/KHUNG_NGHIEN_CUU_VA_THI_NGHIEM_KHOA_LUAN.docx
+++ b/docs/KHUNG_NGHIEN_CUU_VA_THI_NGHIEM_KHOA_LUAN.docx
@@ -14,9 +14,9 @@
           <w:color w:val="646464"/>
           <w:sz w:val="20"/>
         </w:rPr>
-        <w:t>BỘ GIÁO DỤC VÀ ĐÀO TẠO — NGÀNH TRÍ TUỆ NHÂN TẠO (AI)</w:t>
+        <w:t>ĐẠI HỌC HUẾ — KHOA KỸ THUẬT VÀ CÔNG NGHỆ (HUET)</w:t>
         <w:br/>
-        <w:t>ĐỀ CƯƠNG CHI TIẾT &amp; KẾ HOẠCH THỰC NGHIỆM KHÓA LUẬN TỐT NGHIỆP</w:t>
+        <w:t>NGÀNH KHOA HỌC DỮ LIỆU &amp; TRÍ TUỆ NHÂN TẠO — KHÓA K3 (2022 - 2026)</w:t>
         <w:br/>
       </w:r>
     </w:p>
